--- a/public/documents/zayavlenie-drugoe-lico.docx
+++ b/public/documents/zayavlenie-drugoe-lico.docx
@@ -1,6 +1,6 @@
 
 <file path=word/document.xml><?xml version="1.0" encoding="utf-8"?>
-<w:document xmlns:wpc="http://schemas.microsoft.com/office/word/2010/wordprocessingCanvas" xmlns:mc="http://schemas.openxmlformats.org/markup-compatibility/2006" xmlns:o="urn:schemas-microsoft-com:office:office" xmlns:r="http://schemas.openxmlformats.org/officeDocument/2006/relationships" xmlns:m="http://schemas.openxmlformats.org/officeDocument/2006/math" xmlns:v="urn:schemas-microsoft-com:vml" xmlns:wp14="http://schemas.microsoft.com/office/word/2010/wordprocessingDrawing" xmlns:wp="http://schemas.openxmlformats.org/drawingml/2006/wordprocessingDrawing" xmlns:w10="urn:schemas-microsoft-com:office:word" xmlns:w="http://schemas.openxmlformats.org/wordprocessingml/2006/main" xmlns:w14="http://schemas.microsoft.com/office/word/2010/wordml" xmlns:w15="http://schemas.microsoft.com/office/word/2012/wordml" xmlns:wpg="http://schemas.microsoft.com/office/word/2010/wordprocessingGroup" xmlns:wpi="http://schemas.microsoft.com/office/word/2010/wordprocessingInk" xmlns:wne="http://schemas.microsoft.com/office/word/2006/wordml" xmlns:wps="http://schemas.microsoft.com/office/word/2010/wordprocessingShape" mc:Ignorable="w14 w15 wp14">
+<w:document xmlns:wpc="http://schemas.microsoft.com/office/word/2010/wordprocessingCanvas" xmlns:cx="http://schemas.microsoft.com/office/drawing/2014/chartex" xmlns:cx1="http://schemas.microsoft.com/office/drawing/2015/9/8/chartex" xmlns:cx2="http://schemas.microsoft.com/office/drawing/2015/10/21/chartex" xmlns:cx3="http://schemas.microsoft.com/office/drawing/2016/5/9/chartex" xmlns:cx4="http://schemas.microsoft.com/office/drawing/2016/5/10/chartex" xmlns:cx5="http://schemas.microsoft.com/office/drawing/2016/5/11/chartex" xmlns:cx6="http://schemas.microsoft.com/office/drawing/2016/5/12/chartex" xmlns:cx7="http://schemas.microsoft.com/office/drawing/2016/5/13/chartex" xmlns:cx8="http://schemas.microsoft.com/office/drawing/2016/5/14/chartex" xmlns:mc="http://schemas.openxmlformats.org/markup-compatibility/2006" xmlns:aink="http://schemas.microsoft.com/office/drawing/2016/ink" xmlns:am3d="http://schemas.microsoft.com/office/drawing/2017/model3d" xmlns:o="urn:schemas-microsoft-com:office:office" xmlns:r="http://schemas.openxmlformats.org/officeDocument/2006/relationships" xmlns:m="http://schemas.openxmlformats.org/officeDocument/2006/math" xmlns:v="urn:schemas-microsoft-com:vml" xmlns:wp14="http://schemas.microsoft.com/office/word/2010/wordprocessingDrawing" xmlns:wp="http://schemas.openxmlformats.org/drawingml/2006/wordprocessingDrawing" xmlns:w10="urn:schemas-microsoft-com:office:word" xmlns:w="http://schemas.openxmlformats.org/wordprocessingml/2006/main" xmlns:w14="http://schemas.microsoft.com/office/word/2010/wordml" xmlns:w15="http://schemas.microsoft.com/office/word/2012/wordml" xmlns:w16cex="http://schemas.microsoft.com/office/word/2018/wordml/cex" xmlns:w16cid="http://schemas.microsoft.com/office/word/2016/wordml/cid" xmlns:w16="http://schemas.microsoft.com/office/word/2018/wordml" xmlns:w16sdtdh="http://schemas.microsoft.com/office/word/2020/wordml/sdtdatahash" xmlns:w16se="http://schemas.microsoft.com/office/word/2015/wordml/symex" xmlns:wpg="http://schemas.microsoft.com/office/word/2010/wordprocessingGroup" xmlns:wpi="http://schemas.microsoft.com/office/word/2010/wordprocessingInk" xmlns:wne="http://schemas.microsoft.com/office/word/2006/wordml" xmlns:wps="http://schemas.microsoft.com/office/word/2010/wordprocessingShape" mc:Ignorable="w14 w15 w16se w16cid w16 w16cex w16sdtdh wp14">
   <w:body>
     <w:p>
       <w:pPr>
@@ -192,7 +192,6 @@
         </w:rPr>
         <w:t xml:space="preserve"> справку об оплате </w:t>
       </w:r>
-      <w:proofErr w:type="gramStart"/>
       <w:r>
         <w:rPr>
           <w:color w:val="000000"/>
@@ -205,15 +204,7 @@
           <w:color w:val="000000"/>
           <w:shd w:val="clear" w:color="auto" w:fill="F6F6F6"/>
         </w:rPr>
-        <w:t>медицинских</w:t>
-      </w:r>
-      <w:proofErr w:type="gramEnd"/>
-      <w:r>
-        <w:rPr>
-          <w:color w:val="000000"/>
-          <w:shd w:val="clear" w:color="auto" w:fill="F6F6F6"/>
-        </w:rPr>
-        <w:t xml:space="preserve"> услуг </w:t>
+        <w:t xml:space="preserve">медицинских услуг </w:t>
       </w:r>
       <w:r>
         <w:rPr>
@@ -248,7 +239,6 @@
         </w:rPr>
         <w:t xml:space="preserve">для </w:t>
       </w:r>
-      <w:proofErr w:type="gramStart"/>
       <w:r>
         <w:rPr>
           <w:color w:val="000000"/>
@@ -261,15 +251,7 @@
           <w:color w:val="000000"/>
           <w:shd w:val="clear" w:color="auto" w:fill="F6F6F6"/>
         </w:rPr>
-        <w:t xml:space="preserve"> в</w:t>
-      </w:r>
-      <w:proofErr w:type="gramEnd"/>
-      <w:r>
-        <w:rPr>
-          <w:color w:val="000000"/>
-          <w:shd w:val="clear" w:color="auto" w:fill="F6F6F6"/>
-        </w:rPr>
-        <w:t xml:space="preserve"> налоговые органы Российской Федерации</w:t>
+        <w:t xml:space="preserve"> в налоговые органы Российской Федерации</w:t>
       </w:r>
       <w:r>
         <w:rPr>
@@ -369,7 +351,6 @@
           <w:shd w:val="clear" w:color="auto" w:fill="F6F6F6"/>
         </w:rPr>
       </w:pPr>
-      <w:proofErr w:type="gramStart"/>
       <w:r>
         <w:rPr>
           <w:b/>
@@ -377,255 +358,269 @@
           <w:color w:val="000000"/>
           <w:shd w:val="clear" w:color="auto" w:fill="F6F6F6"/>
         </w:rPr>
-        <w:t>услуги:_</w:t>
-      </w:r>
-      <w:proofErr w:type="gramEnd"/>
-      <w:r>
+        <w:t xml:space="preserve">услуги:________________________________________________________________________________ </w:t>
+      </w:r>
+    </w:p>
+    <w:p>
+      <w:pPr>
+        <w:pStyle w:val="gmail-msonospacingmailrucssattributepostfixmailrucssattributepostfix"/>
+        <w:shd w:val="clear" w:color="auto" w:fill="FFFFFF"/>
+        <w:spacing w:beforeAutospacing="0" w:after="0" w:afterAutospacing="0" w:line="330" w:lineRule="atLeast"/>
+        <w:rPr>
+          <w:color w:val="000000"/>
+          <w:shd w:val="clear" w:color="auto" w:fill="F6F6F6"/>
+        </w:rPr>
+      </w:pPr>
+    </w:p>
+    <w:p>
+      <w:pPr>
+        <w:pStyle w:val="gmail-msonospacingmailrucssattributepostfixmailrucssattributepostfix"/>
+        <w:shd w:val="clear" w:color="auto" w:fill="FFFFFF"/>
+        <w:spacing w:beforeAutospacing="0" w:after="0" w:afterAutospacing="0" w:line="360" w:lineRule="auto"/>
+        <w:jc w:val="both"/>
+        <w:rPr>
+          <w:color w:val="000000"/>
+          <w:shd w:val="clear" w:color="auto" w:fill="F6F6F6"/>
+        </w:rPr>
+      </w:pPr>
+      <w:r>
+        <w:rPr>
+          <w:color w:val="000000"/>
+          <w:shd w:val="clear" w:color="auto" w:fill="F6F6F6"/>
+        </w:rPr>
+        <w:t>Дата рождения ____________</w:t>
+      </w:r>
+    </w:p>
+    <w:p>
+      <w:pPr>
+        <w:pStyle w:val="gmail-msonospacingmailrucssattributepostfixmailrucssattributepostfix"/>
+        <w:shd w:val="clear" w:color="auto" w:fill="FFFFFF"/>
+        <w:spacing w:beforeAutospacing="0" w:after="0" w:afterAutospacing="0" w:line="360" w:lineRule="auto"/>
+        <w:jc w:val="both"/>
+        <w:rPr>
+          <w:color w:val="000000"/>
+          <w:shd w:val="clear" w:color="auto" w:fill="F6F6F6"/>
+        </w:rPr>
+      </w:pPr>
+      <w:r>
+        <w:rPr>
+          <w:color w:val="000000"/>
+          <w:shd w:val="clear" w:color="auto" w:fill="F6F6F6"/>
+        </w:rPr>
+        <w:t>Паспорт</w:t>
+      </w:r>
+      <w:r>
+        <w:rPr>
+          <w:color w:val="000000"/>
+          <w:shd w:val="clear" w:color="auto" w:fill="F6F6F6"/>
+        </w:rPr>
+        <w:t>:</w:t>
+      </w:r>
+      <w:r>
+        <w:rPr>
+          <w:color w:val="000000"/>
+          <w:shd w:val="clear" w:color="auto" w:fill="F6F6F6"/>
+        </w:rPr>
+        <w:t xml:space="preserve">    </w:t>
+      </w:r>
+      <w:r>
+        <w:rPr>
+          <w:color w:val="000000"/>
+          <w:shd w:val="clear" w:color="auto" w:fill="F6F6F6"/>
+        </w:rPr>
+        <w:t>с</w:t>
+      </w:r>
+      <w:r>
+        <w:rPr>
+          <w:color w:val="000000"/>
+          <w:shd w:val="clear" w:color="auto" w:fill="F6F6F6"/>
+        </w:rPr>
+        <w:t>ерия_______№________</w:t>
+      </w:r>
+      <w:r>
+        <w:rPr>
+          <w:color w:val="000000"/>
+          <w:shd w:val="clear" w:color="auto" w:fill="F6F6F6"/>
+        </w:rPr>
+        <w:t xml:space="preserve">    Дата выдачи ______</w:t>
+      </w:r>
+      <w:r>
+        <w:rPr>
+          <w:color w:val="000000"/>
+          <w:shd w:val="clear" w:color="auto" w:fill="F6F6F6"/>
+        </w:rPr>
+        <w:t xml:space="preserve">          Кем выдан:________________</w:t>
+      </w:r>
+      <w:r>
+        <w:rPr>
+          <w:color w:val="000000"/>
+          <w:shd w:val="clear" w:color="auto" w:fill="F6F6F6"/>
+        </w:rPr>
+        <w:t>_____</w:t>
+      </w:r>
+    </w:p>
+    <w:p>
+      <w:pPr>
+        <w:pStyle w:val="gmail-msonospacingmailrucssattributepostfixmailrucssattributepostfix"/>
+        <w:shd w:val="clear" w:color="auto" w:fill="FFFFFF"/>
+        <w:spacing w:beforeAutospacing="0" w:after="0" w:afterAutospacing="0" w:line="360" w:lineRule="auto"/>
+        <w:jc w:val="both"/>
+        <w:rPr>
+          <w:color w:val="000000"/>
+          <w:shd w:val="clear" w:color="auto" w:fill="F6F6F6"/>
+        </w:rPr>
+      </w:pPr>
+      <w:r>
+        <w:rPr>
+          <w:color w:val="000000"/>
+          <w:shd w:val="clear" w:color="auto" w:fill="F6F6F6"/>
+        </w:rPr>
+        <w:t>ИНН __________________________</w:t>
+      </w:r>
+    </w:p>
+    <w:p>
+      <w:pPr>
+        <w:pStyle w:val="gmail-msonospacingmailrucssattributepostfixmailrucssattributepostfix"/>
+        <w:shd w:val="clear" w:color="auto" w:fill="FFFFFF"/>
+        <w:spacing w:beforeAutospacing="0" w:after="0" w:afterAutospacing="0" w:line="360" w:lineRule="auto"/>
+        <w:jc w:val="both"/>
+        <w:rPr>
+          <w:color w:val="000000"/>
+          <w:shd w:val="clear" w:color="auto" w:fill="F6F6F6"/>
+        </w:rPr>
+      </w:pPr>
+      <w:r>
+        <w:rPr>
+          <w:color w:val="000000"/>
+          <w:shd w:val="clear" w:color="auto" w:fill="F6F6F6"/>
+        </w:rPr>
+        <w:t>С</w:t>
+      </w:r>
+      <w:r>
+        <w:rPr>
+          <w:color w:val="000000"/>
+          <w:shd w:val="clear" w:color="auto" w:fill="F6F6F6"/>
+        </w:rPr>
+        <w:t>видетельство о  рождении</w:t>
+      </w:r>
+      <w:r>
+        <w:rPr>
+          <w:color w:val="000000"/>
+          <w:shd w:val="clear" w:color="auto" w:fill="F6F6F6"/>
+        </w:rPr>
+        <w:t xml:space="preserve"> (д</w:t>
+      </w:r>
+      <w:r>
+        <w:rPr>
+          <w:color w:val="000000"/>
+          <w:shd w:val="clear" w:color="auto" w:fill="F6F6F6"/>
+        </w:rPr>
+        <w:t>ля ребенка</w:t>
+      </w:r>
+      <w:r>
+        <w:rPr>
+          <w:color w:val="000000"/>
+          <w:shd w:val="clear" w:color="auto" w:fill="F6F6F6"/>
+        </w:rPr>
+        <w:t>)</w:t>
+      </w:r>
+      <w:r>
+        <w:rPr>
+          <w:color w:val="000000"/>
+          <w:shd w:val="clear" w:color="auto" w:fill="F6F6F6"/>
+        </w:rPr>
+        <w:t>:</w:t>
+      </w:r>
+      <w:r>
+        <w:rPr>
+          <w:color w:val="000000"/>
+          <w:shd w:val="clear" w:color="auto" w:fill="F6F6F6"/>
+        </w:rPr>
+        <w:t xml:space="preserve"> </w:t>
+      </w:r>
+      <w:r>
+        <w:rPr>
+          <w:color w:val="000000"/>
+          <w:shd w:val="clear" w:color="auto" w:fill="F6F6F6"/>
+        </w:rPr>
+        <w:t>с</w:t>
+      </w:r>
+      <w:r>
+        <w:rPr>
+          <w:color w:val="000000"/>
+          <w:shd w:val="clear" w:color="auto" w:fill="F6F6F6"/>
+        </w:rPr>
+        <w:t>ерия ____  № _____</w:t>
+      </w:r>
+      <w:r>
+        <w:rPr>
+          <w:color w:val="000000"/>
+          <w:shd w:val="clear" w:color="auto" w:fill="F6F6F6"/>
+        </w:rPr>
+        <w:t xml:space="preserve"> </w:t>
+      </w:r>
+      <w:r>
+        <w:rPr>
+          <w:color w:val="000000"/>
+          <w:shd w:val="clear" w:color="auto" w:fill="F6F6F6"/>
+        </w:rPr>
+        <w:t xml:space="preserve">   Дата выдачи ______________</w:t>
+      </w:r>
+    </w:p>
+    <w:p>
+      <w:pPr>
+        <w:pStyle w:val="gmail-msonospacingmailrucssattributepostfixmailrucssattributepostfix"/>
+        <w:shd w:val="clear" w:color="auto" w:fill="FFFFFF"/>
+        <w:spacing w:beforeAutospacing="0" w:after="0" w:afterAutospacing="0" w:line="360" w:lineRule="auto"/>
+        <w:jc w:val="both"/>
+        <w:rPr>
+          <w:color w:val="000000"/>
+          <w:shd w:val="clear" w:color="auto" w:fill="F6F6F6"/>
+        </w:rPr>
+      </w:pPr>
+    </w:p>
+    <w:p>
+      <w:pPr>
+        <w:pStyle w:val="gmail-msonospacingmailrucssattributepostfixmailrucssattributepostfix"/>
+        <w:shd w:val="clear" w:color="auto" w:fill="FFFFFF"/>
+        <w:spacing w:after="0"/>
+        <w:jc w:val="both"/>
         <w:rPr>
           <w:b/>
           <w:bCs/>
           <w:color w:val="000000"/>
           <w:shd w:val="clear" w:color="auto" w:fill="F6F6F6"/>
         </w:rPr>
-        <w:t xml:space="preserve">_______________________________________________________________________________ </w:t>
-      </w:r>
-    </w:p>
-    <w:p>
-      <w:pPr>
-        <w:pStyle w:val="gmail-msonospacingmailrucssattributepostfixmailrucssattributepostfix"/>
-        <w:shd w:val="clear" w:color="auto" w:fill="FFFFFF"/>
-        <w:spacing w:beforeAutospacing="0" w:after="0" w:afterAutospacing="0" w:line="330" w:lineRule="atLeast"/>
-        <w:rPr>
-          <w:color w:val="000000"/>
-          <w:shd w:val="clear" w:color="auto" w:fill="F6F6F6"/>
-        </w:rPr>
-      </w:pPr>
-    </w:p>
-    <w:p>
-      <w:pPr>
-        <w:pStyle w:val="gmail-msonospacingmailrucssattributepostfixmailrucssattributepostfix"/>
-        <w:shd w:val="clear" w:color="auto" w:fill="FFFFFF"/>
-        <w:spacing w:beforeAutospacing="0" w:after="0" w:afterAutospacing="0" w:line="360" w:lineRule="auto"/>
-        <w:jc w:val="both"/>
-        <w:rPr>
-          <w:color w:val="000000"/>
-          <w:shd w:val="clear" w:color="auto" w:fill="F6F6F6"/>
-        </w:rPr>
-      </w:pPr>
-      <w:r>
-        <w:rPr>
-          <w:color w:val="000000"/>
-          <w:shd w:val="clear" w:color="auto" w:fill="F6F6F6"/>
-        </w:rPr>
-        <w:t>Дата рождения ____________</w:t>
-      </w:r>
-    </w:p>
-    <w:p>
-      <w:pPr>
-        <w:pStyle w:val="gmail-msonospacingmailrucssattributepostfixmailrucssattributepostfix"/>
-        <w:shd w:val="clear" w:color="auto" w:fill="FFFFFF"/>
-        <w:spacing w:beforeAutospacing="0" w:after="0" w:afterAutospacing="0" w:line="360" w:lineRule="auto"/>
-        <w:jc w:val="both"/>
-        <w:rPr>
-          <w:color w:val="000000"/>
-          <w:shd w:val="clear" w:color="auto" w:fill="F6F6F6"/>
-        </w:rPr>
-      </w:pPr>
-      <w:proofErr w:type="gramStart"/>
-      <w:r>
-        <w:rPr>
-          <w:color w:val="000000"/>
-          <w:shd w:val="clear" w:color="auto" w:fill="F6F6F6"/>
-        </w:rPr>
-        <w:t>Паспорт</w:t>
-      </w:r>
-      <w:r>
-        <w:rPr>
-          <w:color w:val="000000"/>
-          <w:shd w:val="clear" w:color="auto" w:fill="F6F6F6"/>
-        </w:rPr>
-        <w:t>:</w:t>
-      </w:r>
-      <w:r>
-        <w:rPr>
-          <w:color w:val="000000"/>
-          <w:shd w:val="clear" w:color="auto" w:fill="F6F6F6"/>
-        </w:rPr>
-        <w:t xml:space="preserve">   </w:t>
-      </w:r>
-      <w:proofErr w:type="gramEnd"/>
-      <w:r>
-        <w:rPr>
-          <w:color w:val="000000"/>
-          <w:shd w:val="clear" w:color="auto" w:fill="F6F6F6"/>
-        </w:rPr>
-        <w:t xml:space="preserve"> </w:t>
-      </w:r>
-      <w:r>
-        <w:rPr>
-          <w:color w:val="000000"/>
-          <w:shd w:val="clear" w:color="auto" w:fill="F6F6F6"/>
-        </w:rPr>
-        <w:t>с</w:t>
-      </w:r>
-      <w:r>
-        <w:rPr>
-          <w:color w:val="000000"/>
-          <w:shd w:val="clear" w:color="auto" w:fill="F6F6F6"/>
-        </w:rPr>
-        <w:t>ерия_______№________</w:t>
-      </w:r>
-      <w:r>
-        <w:rPr>
-          <w:color w:val="000000"/>
-          <w:shd w:val="clear" w:color="auto" w:fill="F6F6F6"/>
-        </w:rPr>
-        <w:t xml:space="preserve">    Дата выдачи ______</w:t>
-      </w:r>
-      <w:r>
-        <w:rPr>
-          <w:color w:val="000000"/>
-          <w:shd w:val="clear" w:color="auto" w:fill="F6F6F6"/>
-        </w:rPr>
-        <w:t xml:space="preserve">          Кем выдан:________________</w:t>
-      </w:r>
-      <w:r>
-        <w:rPr>
-          <w:color w:val="000000"/>
-          <w:shd w:val="clear" w:color="auto" w:fill="F6F6F6"/>
-        </w:rPr>
-        <w:t>_____</w:t>
-      </w:r>
-    </w:p>
-    <w:p>
-      <w:pPr>
-        <w:pStyle w:val="gmail-msonospacingmailrucssattributepostfixmailrucssattributepostfix"/>
-        <w:shd w:val="clear" w:color="auto" w:fill="FFFFFF"/>
-        <w:spacing w:beforeAutospacing="0" w:after="0" w:afterAutospacing="0" w:line="360" w:lineRule="auto"/>
-        <w:jc w:val="both"/>
-        <w:rPr>
-          <w:color w:val="000000"/>
-          <w:shd w:val="clear" w:color="auto" w:fill="F6F6F6"/>
-        </w:rPr>
-      </w:pPr>
-      <w:r>
-        <w:rPr>
-          <w:color w:val="000000"/>
-          <w:shd w:val="clear" w:color="auto" w:fill="F6F6F6"/>
-        </w:rPr>
-        <w:t>ИНН __________________________</w:t>
-      </w:r>
-    </w:p>
-    <w:p>
-      <w:pPr>
-        <w:pStyle w:val="gmail-msonospacingmailrucssattributepostfixmailrucssattributepostfix"/>
-        <w:shd w:val="clear" w:color="auto" w:fill="FFFFFF"/>
-        <w:spacing w:beforeAutospacing="0" w:after="0" w:afterAutospacing="0" w:line="360" w:lineRule="auto"/>
-        <w:jc w:val="both"/>
-        <w:rPr>
-          <w:color w:val="000000"/>
-          <w:shd w:val="clear" w:color="auto" w:fill="F6F6F6"/>
-        </w:rPr>
-      </w:pPr>
-      <w:r>
-        <w:rPr>
-          <w:color w:val="000000"/>
-          <w:shd w:val="clear" w:color="auto" w:fill="F6F6F6"/>
-        </w:rPr>
-        <w:t>Для ребенка с</w:t>
-      </w:r>
-      <w:r>
-        <w:rPr>
-          <w:color w:val="000000"/>
-          <w:shd w:val="clear" w:color="auto" w:fill="F6F6F6"/>
-        </w:rPr>
-        <w:t xml:space="preserve">видетельство </w:t>
-      </w:r>
-      <w:proofErr w:type="gramStart"/>
-      <w:r>
-        <w:rPr>
-          <w:color w:val="000000"/>
-          <w:shd w:val="clear" w:color="auto" w:fill="F6F6F6"/>
-        </w:rPr>
-        <w:t>о  рождении</w:t>
-      </w:r>
-      <w:proofErr w:type="gramEnd"/>
-      <w:r>
-        <w:rPr>
-          <w:color w:val="000000"/>
-          <w:shd w:val="clear" w:color="auto" w:fill="F6F6F6"/>
-        </w:rPr>
-        <w:t>:</w:t>
-      </w:r>
-      <w:r>
-        <w:rPr>
-          <w:color w:val="000000"/>
-          <w:shd w:val="clear" w:color="auto" w:fill="F6F6F6"/>
-        </w:rPr>
-        <w:t xml:space="preserve"> </w:t>
-      </w:r>
-      <w:r>
-        <w:rPr>
-          <w:color w:val="000000"/>
-          <w:shd w:val="clear" w:color="auto" w:fill="F6F6F6"/>
-        </w:rPr>
-        <w:t>с</w:t>
-      </w:r>
-      <w:r>
-        <w:rPr>
-          <w:color w:val="000000"/>
-          <w:shd w:val="clear" w:color="auto" w:fill="F6F6F6"/>
-        </w:rPr>
-        <w:t>ерия ____  № _____</w:t>
-      </w:r>
-      <w:r>
-        <w:rPr>
-          <w:color w:val="000000"/>
-          <w:shd w:val="clear" w:color="auto" w:fill="F6F6F6"/>
-        </w:rPr>
-        <w:t xml:space="preserve"> </w:t>
-      </w:r>
-      <w:r>
-        <w:rPr>
-          <w:color w:val="000000"/>
-          <w:shd w:val="clear" w:color="auto" w:fill="F6F6F6"/>
-        </w:rPr>
-        <w:t xml:space="preserve">   Дата выдачи ______________</w:t>
-      </w:r>
-    </w:p>
-    <w:p>
-      <w:pPr>
-        <w:pStyle w:val="gmail-msonospacingmailrucssattributepostfixmailrucssattributepostfix"/>
-        <w:shd w:val="clear" w:color="auto" w:fill="FFFFFF"/>
-        <w:spacing w:beforeAutospacing="0" w:after="0" w:afterAutospacing="0" w:line="360" w:lineRule="auto"/>
-        <w:jc w:val="both"/>
-        <w:rPr>
-          <w:color w:val="000000"/>
-          <w:shd w:val="clear" w:color="auto" w:fill="F6F6F6"/>
-        </w:rPr>
-      </w:pPr>
-    </w:p>
-    <w:p>
-      <w:pPr>
-        <w:pStyle w:val="gmail-msonospacingmailrucssattributepostfixmailrucssattributepostfix"/>
-        <w:shd w:val="clear" w:color="auto" w:fill="FFFFFF"/>
-        <w:spacing w:after="0"/>
-        <w:jc w:val="both"/>
+      </w:pPr>
+      <w:r>
         <w:rPr>
           <w:b/>
           <w:bCs/>
           <w:color w:val="000000"/>
           <w:shd w:val="clear" w:color="auto" w:fill="F6F6F6"/>
         </w:rPr>
-      </w:pPr>
-      <w:r>
+        <w:t>Степень родства налогоплательщика с пациентом:</w:t>
+      </w:r>
+    </w:p>
+    <w:p>
+      <w:pPr>
+        <w:pStyle w:val="gmail-msonospacingmailrucssattributepostfixmailrucssattributepostfix"/>
+        <w:shd w:val="clear" w:color="auto" w:fill="FFFFFF"/>
+        <w:spacing w:after="0"/>
+        <w:jc w:val="both"/>
         <w:rPr>
           <w:b/>
           <w:bCs/>
           <w:color w:val="000000"/>
           <w:shd w:val="clear" w:color="auto" w:fill="F6F6F6"/>
         </w:rPr>
-        <w:t>Степень родства налогоплательщика с пациентом:</w:t>
+      </w:pPr>
+      <w:r>
+        <w:rPr>
+          <w:color w:val="000000"/>
+          <w:shd w:val="clear" w:color="auto" w:fill="F6F6F6"/>
+        </w:rPr>
+        <w:t> супруг (супруга);</w:t>
       </w:r>
     </w:p>
     <w:p>
@@ -646,7 +641,7 @@
           <w:color w:val="000000"/>
           <w:shd w:val="clear" w:color="auto" w:fill="F6F6F6"/>
         </w:rPr>
-        <w:t> супруг (супруга);</w:t>
+        <w:t> родитель – мать, отец;</w:t>
       </w:r>
     </w:p>
     <w:p>
@@ -655,201 +650,189 @@
         <w:shd w:val="clear" w:color="auto" w:fill="FFFFFF"/>
         <w:spacing w:after="0"/>
         <w:jc w:val="both"/>
+        <w:rPr>
+          <w:color w:val="000000"/>
+          <w:shd w:val="clear" w:color="auto" w:fill="F6F6F6"/>
+        </w:rPr>
+      </w:pPr>
+      <w:r>
+        <w:rPr>
+          <w:color w:val="000000"/>
+          <w:shd w:val="clear" w:color="auto" w:fill="F6F6F6"/>
+        </w:rPr>
+        <w:t> ребёнок (в том числе усыновленный) в возрасте до 18 лет;</w:t>
+      </w:r>
+    </w:p>
+    <w:p>
+      <w:pPr>
+        <w:pStyle w:val="gmail-msonospacingmailrucssattributepostfixmailrucssattributepostfix"/>
+        <w:shd w:val="clear" w:color="auto" w:fill="FFFFFF"/>
+        <w:spacing w:after="0"/>
+        <w:jc w:val="both"/>
+        <w:rPr>
+          <w:color w:val="000000"/>
+          <w:shd w:val="clear" w:color="auto" w:fill="F6F6F6"/>
+        </w:rPr>
+      </w:pPr>
+      <w:r>
+        <w:rPr>
+          <w:color w:val="000000"/>
+          <w:shd w:val="clear" w:color="auto" w:fill="F6F6F6"/>
+        </w:rPr>
+        <w:t> подопечный в возрасте до 18 лет;</w:t>
+      </w:r>
+    </w:p>
+    <w:p>
+      <w:pPr>
+        <w:pStyle w:val="gmail-msonospacingmailrucssattributepostfixmailrucssattributepostfix"/>
+        <w:shd w:val="clear" w:color="auto" w:fill="FFFFFF"/>
+        <w:spacing w:after="0"/>
+        <w:jc w:val="both"/>
+        <w:rPr>
+          <w:color w:val="000000"/>
+          <w:shd w:val="clear" w:color="auto" w:fill="F6F6F6"/>
+        </w:rPr>
+      </w:pPr>
+      <w:r>
+        <w:rPr>
+          <w:color w:val="000000"/>
+          <w:shd w:val="clear" w:color="auto" w:fill="F6F6F6"/>
+        </w:rPr>
+        <w:t> ребёнок (в том числе усыновленный) в возрасте до 24 лет;</w:t>
+      </w:r>
+    </w:p>
+    <w:p>
+      <w:pPr>
+        <w:pStyle w:val="gmail-msonospacingmailrucssattributepostfixmailrucssattributepostfix"/>
+        <w:shd w:val="clear" w:color="auto" w:fill="FFFFFF"/>
+        <w:spacing w:after="0"/>
+        <w:jc w:val="both"/>
+        <w:rPr>
+          <w:color w:val="000000"/>
+          <w:shd w:val="clear" w:color="auto" w:fill="F6F6F6"/>
+        </w:rPr>
+      </w:pPr>
+      <w:r>
+        <w:rPr>
+          <w:color w:val="000000"/>
+          <w:shd w:val="clear" w:color="auto" w:fill="F6F6F6"/>
+        </w:rPr>
+        <w:t> бывший подопечный в возрасте до 24 лет</w:t>
+      </w:r>
+    </w:p>
+    <w:p>
+      <w:pPr>
+        <w:pStyle w:val="gmail-msonospacingmailrucssattributepostfixmailrucssattributepostfix"/>
+        <w:shd w:val="clear" w:color="auto" w:fill="FFFFFF"/>
+        <w:spacing w:beforeAutospacing="0" w:after="0" w:afterAutospacing="0"/>
+        <w:jc w:val="both"/>
+        <w:rPr>
+          <w:color w:val="000000"/>
+          <w:sz w:val="20"/>
+          <w:szCs w:val="20"/>
+          <w:shd w:val="clear" w:color="auto" w:fill="F6F6F6"/>
+        </w:rPr>
+      </w:pPr>
+      <w:r>
+        <w:rPr>
+          <w:color w:val="000000"/>
+          <w:sz w:val="20"/>
+          <w:szCs w:val="20"/>
+          <w:shd w:val="clear" w:color="auto" w:fill="F6F6F6"/>
+        </w:rPr>
+        <w:t>(отметить нужное)</w:t>
+      </w:r>
+      <w:r>
+        <w:rPr>
+          <w:color w:val="000000"/>
+          <w:sz w:val="20"/>
+          <w:szCs w:val="20"/>
+          <w:shd w:val="clear" w:color="auto" w:fill="F6F6F6"/>
+        </w:rPr>
+        <w:cr/>
+      </w:r>
+    </w:p>
+    <w:p>
+      <w:pPr>
+        <w:pStyle w:val="gmail-msonospacingmailrucssattributepostfixmailrucssattributepostfix"/>
+        <w:shd w:val="clear" w:color="auto" w:fill="FFFFFF"/>
+        <w:spacing w:beforeAutospacing="0" w:after="0" w:afterAutospacing="0" w:line="330" w:lineRule="atLeast"/>
+        <w:rPr>
+          <w:color w:val="000000"/>
+          <w:shd w:val="clear" w:color="auto" w:fill="F6F6F6"/>
+        </w:rPr>
+      </w:pPr>
+      <w:r>
+        <w:rPr>
+          <w:color w:val="000000"/>
+          <w:shd w:val="clear" w:color="auto" w:fill="F6F6F6"/>
+        </w:rPr>
+        <w:t>Ф</w:t>
+      </w:r>
+      <w:r>
+        <w:rPr>
+          <w:color w:val="000000"/>
+          <w:shd w:val="clear" w:color="auto" w:fill="F6F6F6"/>
+        </w:rPr>
+        <w:t>.</w:t>
+      </w:r>
+      <w:r>
+        <w:rPr>
+          <w:color w:val="000000"/>
+          <w:shd w:val="clear" w:color="auto" w:fill="F6F6F6"/>
+        </w:rPr>
+        <w:t>И</w:t>
+      </w:r>
+      <w:r>
+        <w:rPr>
+          <w:color w:val="000000"/>
+          <w:shd w:val="clear" w:color="auto" w:fill="F6F6F6"/>
+        </w:rPr>
+        <w:t>.</w:t>
+      </w:r>
+      <w:r>
+        <w:rPr>
+          <w:color w:val="000000"/>
+          <w:shd w:val="clear" w:color="auto" w:fill="F6F6F6"/>
+        </w:rPr>
+        <w:t>О</w:t>
+      </w:r>
+      <w:r>
+        <w:rPr>
+          <w:color w:val="000000"/>
+          <w:shd w:val="clear" w:color="auto" w:fill="F6F6F6"/>
+        </w:rPr>
+        <w:t>.</w:t>
+      </w:r>
+      <w:r>
+        <w:rPr>
+          <w:color w:val="000000"/>
+          <w:shd w:val="clear" w:color="auto" w:fill="F6F6F6"/>
+        </w:rPr>
+        <w:t xml:space="preserve"> </w:t>
+      </w:r>
+      <w:r>
+        <w:rPr>
+          <w:color w:val="000000"/>
+          <w:shd w:val="clear" w:color="auto" w:fill="F6F6F6"/>
+        </w:rPr>
+        <w:t>физического лица</w:t>
+      </w:r>
+      <w:r>
+        <w:rPr>
+          <w:color w:val="000000"/>
+          <w:shd w:val="clear" w:color="auto" w:fill="F6F6F6"/>
+        </w:rPr>
+        <w:t>,</w:t>
+      </w:r>
+      <w:r>
         <w:rPr>
           <w:b/>
           <w:bCs/>
           <w:color w:val="000000"/>
           <w:shd w:val="clear" w:color="auto" w:fill="F6F6F6"/>
         </w:rPr>
-      </w:pPr>
-      <w:r>
-        <w:rPr>
-          <w:color w:val="000000"/>
-          <w:shd w:val="clear" w:color="auto" w:fill="F6F6F6"/>
-        </w:rPr>
-        <w:t> родитель – мать, отец;</w:t>
-      </w:r>
-    </w:p>
-    <w:p>
-      <w:pPr>
-        <w:pStyle w:val="gmail-msonospacingmailrucssattributepostfixmailrucssattributepostfix"/>
-        <w:shd w:val="clear" w:color="auto" w:fill="FFFFFF"/>
-        <w:spacing w:after="0"/>
-        <w:jc w:val="both"/>
-        <w:rPr>
-          <w:color w:val="000000"/>
-          <w:shd w:val="clear" w:color="auto" w:fill="F6F6F6"/>
-        </w:rPr>
-      </w:pPr>
-      <w:r>
-        <w:rPr>
-          <w:color w:val="000000"/>
-          <w:shd w:val="clear" w:color="auto" w:fill="F6F6F6"/>
-        </w:rPr>
-        <w:t> ребёнок (в том числе усыновленный) в возрасте до 18 лет;</w:t>
-      </w:r>
-    </w:p>
-    <w:p>
-      <w:pPr>
-        <w:pStyle w:val="gmail-msonospacingmailrucssattributepostfixmailrucssattributepostfix"/>
-        <w:shd w:val="clear" w:color="auto" w:fill="FFFFFF"/>
-        <w:spacing w:after="0"/>
-        <w:jc w:val="both"/>
-        <w:rPr>
-          <w:color w:val="000000"/>
-          <w:shd w:val="clear" w:color="auto" w:fill="F6F6F6"/>
-        </w:rPr>
-      </w:pPr>
-      <w:r>
-        <w:rPr>
-          <w:color w:val="000000"/>
-          <w:shd w:val="clear" w:color="auto" w:fill="F6F6F6"/>
-        </w:rPr>
-        <w:t> подопечный в возрасте до 18 лет;</w:t>
-      </w:r>
-    </w:p>
-    <w:p>
-      <w:pPr>
-        <w:pStyle w:val="gmail-msonospacingmailrucssattributepostfixmailrucssattributepostfix"/>
-        <w:shd w:val="clear" w:color="auto" w:fill="FFFFFF"/>
-        <w:spacing w:after="0"/>
-        <w:jc w:val="both"/>
-        <w:rPr>
-          <w:color w:val="000000"/>
-          <w:shd w:val="clear" w:color="auto" w:fill="F6F6F6"/>
-        </w:rPr>
-      </w:pPr>
-      <w:r>
-        <w:rPr>
-          <w:color w:val="000000"/>
-          <w:shd w:val="clear" w:color="auto" w:fill="F6F6F6"/>
-        </w:rPr>
-        <w:t> ребёнок (в том числе усыновленный) в возрасте до 24 лет;</w:t>
-      </w:r>
-    </w:p>
-    <w:p>
-      <w:pPr>
-        <w:pStyle w:val="gmail-msonospacingmailrucssattributepostfixmailrucssattributepostfix"/>
-        <w:shd w:val="clear" w:color="auto" w:fill="FFFFFF"/>
-        <w:spacing w:after="0"/>
-        <w:jc w:val="both"/>
-        <w:rPr>
-          <w:color w:val="000000"/>
-          <w:shd w:val="clear" w:color="auto" w:fill="F6F6F6"/>
-        </w:rPr>
-      </w:pPr>
-      <w:r>
-        <w:rPr>
-          <w:color w:val="000000"/>
-          <w:shd w:val="clear" w:color="auto" w:fill="F6F6F6"/>
-        </w:rPr>
-        <w:t> бывший подопечный в возрасте до 24 лет</w:t>
-      </w:r>
-    </w:p>
-    <w:p>
-      <w:pPr>
-        <w:pStyle w:val="gmail-msonospacingmailrucssattributepostfixmailrucssattributepostfix"/>
-        <w:shd w:val="clear" w:color="auto" w:fill="FFFFFF"/>
-        <w:spacing w:beforeAutospacing="0" w:after="0" w:afterAutospacing="0"/>
-        <w:jc w:val="both"/>
-        <w:rPr>
-          <w:color w:val="000000"/>
-          <w:sz w:val="20"/>
-          <w:szCs w:val="20"/>
-          <w:shd w:val="clear" w:color="auto" w:fill="F6F6F6"/>
-        </w:rPr>
-      </w:pPr>
-      <w:r>
-        <w:rPr>
-          <w:color w:val="000000"/>
-          <w:sz w:val="20"/>
-          <w:szCs w:val="20"/>
-          <w:shd w:val="clear" w:color="auto" w:fill="F6F6F6"/>
-        </w:rPr>
-        <w:t>(отметить нужное)</w:t>
-      </w:r>
-      <w:r>
-        <w:rPr>
-          <w:color w:val="000000"/>
-          <w:sz w:val="20"/>
-          <w:szCs w:val="20"/>
-          <w:shd w:val="clear" w:color="auto" w:fill="F6F6F6"/>
-        </w:rPr>
-        <w:cr/>
-      </w:r>
-    </w:p>
-    <w:p>
-      <w:pPr>
-        <w:pStyle w:val="gmail-msonospacingmailrucssattributepostfixmailrucssattributepostfix"/>
-        <w:shd w:val="clear" w:color="auto" w:fill="FFFFFF"/>
-        <w:spacing w:beforeAutospacing="0" w:after="0" w:afterAutospacing="0" w:line="330" w:lineRule="atLeast"/>
-        <w:rPr>
-          <w:color w:val="000000"/>
-          <w:shd w:val="clear" w:color="auto" w:fill="F6F6F6"/>
-        </w:rPr>
-      </w:pPr>
-      <w:r>
-        <w:rPr>
-          <w:color w:val="000000"/>
-          <w:shd w:val="clear" w:color="auto" w:fill="F6F6F6"/>
-        </w:rPr>
-        <w:t>Ф</w:t>
-      </w:r>
-      <w:r>
-        <w:rPr>
-          <w:color w:val="000000"/>
-          <w:shd w:val="clear" w:color="auto" w:fill="F6F6F6"/>
-        </w:rPr>
-        <w:t>.</w:t>
-      </w:r>
-      <w:r>
-        <w:rPr>
-          <w:color w:val="000000"/>
-          <w:shd w:val="clear" w:color="auto" w:fill="F6F6F6"/>
-        </w:rPr>
-        <w:t>И</w:t>
-      </w:r>
-      <w:r>
-        <w:rPr>
-          <w:color w:val="000000"/>
-          <w:shd w:val="clear" w:color="auto" w:fill="F6F6F6"/>
-        </w:rPr>
-        <w:t>.</w:t>
-      </w:r>
-      <w:r>
-        <w:rPr>
-          <w:color w:val="000000"/>
-          <w:shd w:val="clear" w:color="auto" w:fill="F6F6F6"/>
-        </w:rPr>
-        <w:t>О</w:t>
-      </w:r>
-      <w:r>
-        <w:rPr>
-          <w:color w:val="000000"/>
-          <w:shd w:val="clear" w:color="auto" w:fill="F6F6F6"/>
-        </w:rPr>
-        <w:t>.</w:t>
-      </w:r>
-      <w:r>
-        <w:rPr>
-          <w:color w:val="000000"/>
-          <w:shd w:val="clear" w:color="auto" w:fill="F6F6F6"/>
-        </w:rPr>
-        <w:t xml:space="preserve"> </w:t>
-      </w:r>
-      <w:r>
-        <w:rPr>
-          <w:color w:val="000000"/>
-          <w:shd w:val="clear" w:color="auto" w:fill="F6F6F6"/>
-        </w:rPr>
-        <w:t>физического лица</w:t>
-      </w:r>
-      <w:r>
-        <w:rPr>
-          <w:color w:val="000000"/>
-          <w:shd w:val="clear" w:color="auto" w:fill="F6F6F6"/>
-        </w:rPr>
-        <w:t>,</w:t>
+        <w:t xml:space="preserve"> оплатившего медицинские услуги:__________________________________</w:t>
       </w:r>
       <w:r>
         <w:rPr>
@@ -858,9 +841,8 @@
           <w:color w:val="000000"/>
           <w:shd w:val="clear" w:color="auto" w:fill="F6F6F6"/>
         </w:rPr>
-        <w:t xml:space="preserve"> оплатившего медицинские </w:t>
-      </w:r>
-      <w:proofErr w:type="gramStart"/>
+        <w:t>_____________________________</w:t>
+      </w:r>
       <w:r>
         <w:rPr>
           <w:b/>
@@ -868,34 +850,6 @@
           <w:color w:val="000000"/>
           <w:shd w:val="clear" w:color="auto" w:fill="F6F6F6"/>
         </w:rPr>
-        <w:t>услуги:_</w:t>
-      </w:r>
-      <w:proofErr w:type="gramEnd"/>
-      <w:r>
-        <w:rPr>
-          <w:b/>
-          <w:bCs/>
-          <w:color w:val="000000"/>
-          <w:shd w:val="clear" w:color="auto" w:fill="F6F6F6"/>
-        </w:rPr>
-        <w:t>_________________________________</w:t>
-      </w:r>
-      <w:r>
-        <w:rPr>
-          <w:b/>
-          <w:bCs/>
-          <w:color w:val="000000"/>
-          <w:shd w:val="clear" w:color="auto" w:fill="F6F6F6"/>
-        </w:rPr>
-        <w:t>_____________________________</w:t>
-      </w:r>
-      <w:r>
-        <w:rPr>
-          <w:b/>
-          <w:bCs/>
-          <w:color w:val="000000"/>
-          <w:shd w:val="clear" w:color="auto" w:fill="F6F6F6"/>
-        </w:rPr>
         <w:t>_________________</w:t>
       </w:r>
     </w:p>
@@ -940,7 +894,6 @@
           <w:shd w:val="clear" w:color="auto" w:fill="F6F6F6"/>
         </w:rPr>
       </w:pPr>
-      <w:proofErr w:type="gramStart"/>
       <w:r>
         <w:rPr>
           <w:color w:val="000000"/>
@@ -953,15 +906,7 @@
           <w:color w:val="000000"/>
           <w:shd w:val="clear" w:color="auto" w:fill="F6F6F6"/>
         </w:rPr>
-        <w:t xml:space="preserve">   </w:t>
-      </w:r>
-      <w:proofErr w:type="gramEnd"/>
-      <w:r>
-        <w:rPr>
-          <w:color w:val="000000"/>
-          <w:shd w:val="clear" w:color="auto" w:fill="F6F6F6"/>
-        </w:rPr>
-        <w:t xml:space="preserve"> </w:t>
+        <w:t xml:space="preserve">    </w:t>
       </w:r>
       <w:r>
         <w:rPr>
@@ -1001,94 +946,6 @@
           <w:shd w:val="clear" w:color="auto" w:fill="F6F6F6"/>
         </w:rPr>
       </w:pPr>
-    </w:p>
-    <w:p>
-      <w:pPr>
-        <w:pStyle w:val="gmail-msonospacingmailrucssattributepostfixmailrucssattributepostfix"/>
-        <w:shd w:val="clear" w:color="auto" w:fill="FFFFFF"/>
-        <w:spacing w:beforeAutospacing="0" w:after="0" w:afterAutospacing="0" w:line="360" w:lineRule="auto"/>
-        <w:jc w:val="both"/>
-        <w:rPr>
-          <w:color w:val="000000"/>
-          <w:shd w:val="clear" w:color="auto" w:fill="F6F6F6"/>
-        </w:rPr>
-      </w:pPr>
-      <w:r>
-        <w:rPr>
-          <w:color w:val="000000"/>
-          <w:shd w:val="clear" w:color="auto" w:fill="F6F6F6"/>
-        </w:rPr>
-        <w:t>Способ получения справки:</w:t>
-      </w:r>
-    </w:p>
-    <w:p>
-      <w:pPr>
-        <w:pStyle w:val="gmail-msonospacingmailrucssattributepostfixmailrucssattributepostfix"/>
-        <w:numPr>
-          <w:ilvl w:val="0"/>
-          <w:numId w:val="2"/>
-        </w:numPr>
-        <w:shd w:val="clear" w:color="auto" w:fill="FFFFFF"/>
-        <w:spacing w:beforeAutospacing="0" w:after="0" w:afterAutospacing="0" w:line="360" w:lineRule="auto"/>
-        <w:jc w:val="both"/>
-        <w:rPr>
-          <w:color w:val="000000"/>
-          <w:shd w:val="clear" w:color="auto" w:fill="F6F6F6"/>
-        </w:rPr>
-      </w:pPr>
-      <w:r>
-        <w:rPr>
-          <w:color w:val="000000"/>
-          <w:shd w:val="clear" w:color="auto" w:fill="F6F6F6"/>
-        </w:rPr>
-        <w:t>лично</w:t>
-      </w:r>
-    </w:p>
-    <w:p>
-      <w:pPr>
-        <w:pStyle w:val="gmail-msonospacingmailrucssattributepostfixmailrucssattributepostfix"/>
-        <w:numPr>
-          <w:ilvl w:val="0"/>
-          <w:numId w:val="2"/>
-        </w:numPr>
-        <w:shd w:val="clear" w:color="auto" w:fill="FFFFFF"/>
-        <w:spacing w:beforeAutospacing="0" w:after="0" w:afterAutospacing="0" w:line="360" w:lineRule="auto"/>
-        <w:jc w:val="both"/>
-        <w:rPr>
-          <w:color w:val="000000"/>
-          <w:shd w:val="clear" w:color="auto" w:fill="F6F6F6"/>
-        </w:rPr>
-      </w:pPr>
-      <w:r>
-        <w:rPr>
-          <w:color w:val="000000"/>
-          <w:shd w:val="clear" w:color="auto" w:fill="F6F6F6"/>
-        </w:rPr>
-        <w:t>по эл. почте _____________________</w:t>
-      </w:r>
-    </w:p>
-    <w:p>
-      <w:pPr>
-        <w:pStyle w:val="gmail-msonospacingmailrucssattributepostfixmailrucssattributepostfix"/>
-        <w:shd w:val="clear" w:color="auto" w:fill="FFFFFF"/>
-        <w:spacing w:beforeAutospacing="0" w:after="0" w:afterAutospacing="0" w:line="360" w:lineRule="auto"/>
-        <w:jc w:val="both"/>
-        <w:rPr>
-          <w:color w:val="000000"/>
-          <w:shd w:val="clear" w:color="auto" w:fill="F6F6F6"/>
-        </w:rPr>
-      </w:pPr>
-      <w:r>
-        <w:rPr>
-          <w:color w:val="000000"/>
-          <w:sz w:val="20"/>
-          <w:szCs w:val="20"/>
-          <w:shd w:val="clear" w:color="auto" w:fill="F6F6F6"/>
-        </w:rPr>
-        <w:t>(отметить нужное)</w:t>
-      </w:r>
-      <w:bookmarkStart w:id="2" w:name="_GoBack"/>
-      <w:bookmarkEnd w:id="2"/>
     </w:p>
     <w:p>
       <w:pPr>
@@ -1297,7 +1154,7 @@
 </file>
 
 <file path=word/numbering.xml><?xml version="1.0" encoding="utf-8"?>
-<w:numbering xmlns:wpc="http://schemas.microsoft.com/office/word/2010/wordprocessingCanvas" xmlns:mc="http://schemas.openxmlformats.org/markup-compatibility/2006" xmlns:o="urn:schemas-microsoft-com:office:office" xmlns:r="http://schemas.openxmlformats.org/officeDocument/2006/relationships" xmlns:m="http://schemas.openxmlformats.org/officeDocument/2006/math" xmlns:v="urn:schemas-microsoft-com:vml" xmlns:wp14="http://schemas.microsoft.com/office/word/2010/wordprocessingDrawing" xmlns:wp="http://schemas.openxmlformats.org/drawingml/2006/wordprocessingDrawing" xmlns:w10="urn:schemas-microsoft-com:office:word" xmlns:w="http://schemas.openxmlformats.org/wordprocessingml/2006/main" xmlns:w14="http://schemas.microsoft.com/office/word/2010/wordml" xmlns:w15="http://schemas.microsoft.com/office/word/2012/wordml" xmlns:wpg="http://schemas.microsoft.com/office/word/2010/wordprocessingGroup" xmlns:wpi="http://schemas.microsoft.com/office/word/2010/wordprocessingInk" xmlns:wne="http://schemas.microsoft.com/office/word/2006/wordml" xmlns:wps="http://schemas.microsoft.com/office/word/2010/wordprocessingShape" mc:Ignorable="w14 w15 wp14">
+<w:numbering xmlns:wpc="http://schemas.microsoft.com/office/word/2010/wordprocessingCanvas" xmlns:cx="http://schemas.microsoft.com/office/drawing/2014/chartex" xmlns:cx1="http://schemas.microsoft.com/office/drawing/2015/9/8/chartex" xmlns:cx2="http://schemas.microsoft.com/office/drawing/2015/10/21/chartex" xmlns:cx3="http://schemas.microsoft.com/office/drawing/2016/5/9/chartex" xmlns:cx4="http://schemas.microsoft.com/office/drawing/2016/5/10/chartex" xmlns:cx5="http://schemas.microsoft.com/office/drawing/2016/5/11/chartex" xmlns:cx6="http://schemas.microsoft.com/office/drawing/2016/5/12/chartex" xmlns:cx7="http://schemas.microsoft.com/office/drawing/2016/5/13/chartex" xmlns:cx8="http://schemas.microsoft.com/office/drawing/2016/5/14/chartex" xmlns:mc="http://schemas.openxmlformats.org/markup-compatibility/2006" xmlns:aink="http://schemas.microsoft.com/office/drawing/2016/ink" xmlns:am3d="http://schemas.microsoft.com/office/drawing/2017/model3d" xmlns:o="urn:schemas-microsoft-com:office:office" xmlns:r="http://schemas.openxmlformats.org/officeDocument/2006/relationships" xmlns:m="http://schemas.openxmlformats.org/officeDocument/2006/math" xmlns:v="urn:schemas-microsoft-com:vml" xmlns:wp14="http://schemas.microsoft.com/office/word/2010/wordprocessingDrawing" xmlns:wp="http://schemas.openxmlformats.org/drawingml/2006/wordprocessingDrawing" xmlns:w10="urn:schemas-microsoft-com:office:word" xmlns:w="http://schemas.openxmlformats.org/wordprocessingml/2006/main" xmlns:w14="http://schemas.microsoft.com/office/word/2010/wordml" xmlns:w15="http://schemas.microsoft.com/office/word/2012/wordml" xmlns:w16cex="http://schemas.microsoft.com/office/word/2018/wordml/cex" xmlns:w16cid="http://schemas.microsoft.com/office/word/2016/wordml/cid" xmlns:w16="http://schemas.microsoft.com/office/word/2018/wordml" xmlns:w16sdtdh="http://schemas.microsoft.com/office/word/2020/wordml/sdtdatahash" xmlns:w16se="http://schemas.microsoft.com/office/word/2015/wordml/symex" xmlns:wpg="http://schemas.microsoft.com/office/word/2010/wordprocessingGroup" xmlns:wpi="http://schemas.microsoft.com/office/word/2010/wordprocessingInk" xmlns:wne="http://schemas.microsoft.com/office/word/2006/wordml" xmlns:wps="http://schemas.microsoft.com/office/word/2010/wordprocessingShape" mc:Ignorable="w14 w15 w16se w16cid w16 w16cex w16sdtdh wp14">
   <w:abstractNum w:abstractNumId="0" w15:restartNumberingAfterBreak="0">
     <w:nsid w:val="522C1E23"/>
     <w:multiLevelType w:val="hybridMultilevel"/>
@@ -1510,7 +1367,7 @@
 </file>
 
 <file path=word/styles.xml><?xml version="1.0" encoding="utf-8"?>
-<w:styles xmlns:mc="http://schemas.openxmlformats.org/markup-compatibility/2006" xmlns:r="http://schemas.openxmlformats.org/officeDocument/2006/relationships" xmlns:w="http://schemas.openxmlformats.org/wordprocessingml/2006/main" xmlns:w14="http://schemas.microsoft.com/office/word/2010/wordml" xmlns:w15="http://schemas.microsoft.com/office/word/2012/wordml" mc:Ignorable="w14 w15">
+<w:styles xmlns:mc="http://schemas.openxmlformats.org/markup-compatibility/2006" xmlns:r="http://schemas.openxmlformats.org/officeDocument/2006/relationships" xmlns:w="http://schemas.openxmlformats.org/wordprocessingml/2006/main" xmlns:w14="http://schemas.microsoft.com/office/word/2010/wordml" xmlns:w15="http://schemas.microsoft.com/office/word/2012/wordml" xmlns:w16cex="http://schemas.microsoft.com/office/word/2018/wordml/cex" xmlns:w16cid="http://schemas.microsoft.com/office/word/2016/wordml/cid" xmlns:w16="http://schemas.microsoft.com/office/word/2018/wordml" xmlns:w16sdtdh="http://schemas.microsoft.com/office/word/2020/wordml/sdtdatahash" xmlns:w16se="http://schemas.microsoft.com/office/word/2015/wordml/symex" mc:Ignorable="w14 w15 w16se w16cid w16 w16cex w16sdtdh">
   <w:docDefaults>
     <w:rPrDefault>
       <w:rPr>
@@ -1522,7 +1379,7 @@
     </w:rPrDefault>
     <w:pPrDefault/>
   </w:docDefaults>
-  <w:latentStyles w:defLockedState="0" w:defUIPriority="99" w:defSemiHidden="0" w:defUnhideWhenUsed="0" w:defQFormat="0" w:count="371">
+  <w:latentStyles w:defLockedState="0" w:defUIPriority="99" w:defSemiHidden="0" w:defUnhideWhenUsed="0" w:defQFormat="0" w:count="376">
     <w:lsdException w:name="Normal" w:uiPriority="0" w:qFormat="1"/>
     <w:lsdException w:name="heading 1" w:uiPriority="9" w:qFormat="1"/>
     <w:lsdException w:name="heading 2" w:semiHidden="1" w:uiPriority="9" w:unhideWhenUsed="1" w:qFormat="1"/>
@@ -1628,7 +1485,6 @@
     <w:lsdException w:name="HTML Sample" w:semiHidden="1" w:unhideWhenUsed="1"/>
     <w:lsdException w:name="HTML Typewriter" w:semiHidden="1" w:unhideWhenUsed="1"/>
     <w:lsdException w:name="HTML Variable" w:semiHidden="1" w:unhideWhenUsed="1"/>
-    <w:lsdException w:name="Normal Table" w:semiHidden="1" w:unhideWhenUsed="1"/>
     <w:lsdException w:name="annotation subject" w:semiHidden="1" w:unhideWhenUsed="1"/>
     <w:lsdException w:name="No List" w:semiHidden="1" w:unhideWhenUsed="1"/>
     <w:lsdException w:name="Outline List 1" w:semiHidden="1" w:unhideWhenUsed="1"/>
@@ -1671,11 +1527,8 @@
     <w:lsdException w:name="Table Contemporary" w:semiHidden="1" w:unhideWhenUsed="1"/>
     <w:lsdException w:name="Table Elegant" w:semiHidden="1" w:unhideWhenUsed="1"/>
     <w:lsdException w:name="Table Professional" w:semiHidden="1" w:unhideWhenUsed="1"/>
-    <w:lsdException w:name="Table Subtle 1" w:semiHidden="1" w:unhideWhenUsed="1"/>
     <w:lsdException w:name="Table Subtle 2" w:semiHidden="1" w:unhideWhenUsed="1"/>
     <w:lsdException w:name="Table Web 1" w:semiHidden="1" w:unhideWhenUsed="1"/>
-    <w:lsdException w:name="Table Web 2" w:semiHidden="1" w:unhideWhenUsed="1"/>
-    <w:lsdException w:name="Table Web 3" w:semiHidden="1" w:unhideWhenUsed="1"/>
     <w:lsdException w:name="Balloon Text" w:semiHidden="1" w:unhideWhenUsed="1"/>
     <w:lsdException w:name="Table Grid" w:uiPriority="39"/>
     <w:lsdException w:name="Table Theme" w:semiHidden="1" w:unhideWhenUsed="1"/>
@@ -1894,6 +1747,11 @@
     <w:lsdException w:name="List Table 5 Dark Accent 6" w:uiPriority="50"/>
     <w:lsdException w:name="List Table 6 Colorful Accent 6" w:uiPriority="51"/>
     <w:lsdException w:name="List Table 7 Colorful Accent 6" w:uiPriority="52"/>
+    <w:lsdException w:name="Mention" w:semiHidden="1" w:unhideWhenUsed="1"/>
+    <w:lsdException w:name="Smart Hyperlink" w:semiHidden="1" w:unhideWhenUsed="1"/>
+    <w:lsdException w:name="Hashtag" w:semiHidden="1" w:unhideWhenUsed="1"/>
+    <w:lsdException w:name="Unresolved Mention" w:semiHidden="1" w:unhideWhenUsed="1"/>
+    <w:lsdException w:name="Smart Link" w:semiHidden="1" w:unhideWhenUsed="1"/>
   </w:latentStyles>
   <w:style w:type="paragraph" w:default="1" w:styleId="a">
     <w:name w:val="Normal"/>
